--- a/Coding 1 - year/Unit 7 - Project Development/Daily Lesson Plans/Word/Day 157.docx
+++ b/Coding 1 - year/Unit 7 - Project Development/Daily Lesson Plans/Word/Day 157.docx
@@ -50,12 +50,15 @@
               </w:rPr>
               <w:t xml:space="preserve">Coding I — Full Year</w:t>
             </w:r>
-          </w:p>
-          <w:p>
-            <w:pPr>
-              <w:spacing w:before="40"/>
-              <w:jc w:val="center"/>
-            </w:pPr>
+            <w:r>
+              <w:rPr>
+                <w:rFonts w:ascii="Arial" w:cs="Arial" w:eastAsia="Arial" w:hAnsi="Arial"/>
+                <w:sz w:val="16"/>
+                <w:szCs w:val="16"/>
+              </w:rPr>
+              <w:br/>
+              <w:t xml:space="preserve"/>
+            </w:r>
             <w:r>
               <w:rPr>
                 <w:rFonts w:ascii="Arial" w:cs="Arial" w:eastAsia="Arial" w:hAnsi="Arial"/>
@@ -83,7 +86,7 @@
           <w:rFonts w:ascii="Arial" w:cs="Arial" w:eastAsia="Arial" w:hAnsi="Arial"/>
           <w:b/>
           <w:bCs/>
-          <w:color w:val="1F3864"/>
+          <w:color w:val="2B5797"/>
           <w:sz w:val="32"/>
           <w:szCs w:val="32"/>
         </w:rPr>
@@ -261,9 +264,9 @@
               <w:right w:val="single" w:color="CCCCCC" w:sz="1"/>
             </w:tcBorders>
             <w:tcMar>
-              <w:top w:type="dxa" w:w="60"/>
+              <w:top w:type="dxa" w:w="80"/>
               <w:left w:type="dxa" w:w="120"/>
-              <w:bottom w:type="dxa" w:w="60"/>
+              <w:bottom w:type="dxa" w:w="80"/>
               <w:right w:type="dxa" w:w="120"/>
             </w:tcMar>
           </w:tcPr>
@@ -290,20 +293,213 @@
               <w:right w:val="single" w:color="CCCCCC" w:sz="1"/>
             </w:tcBorders>
             <w:tcMar>
-              <w:top w:type="dxa" w:w="60"/>
+              <w:top w:type="dxa" w:w="80"/>
               <w:left w:type="dxa" w:w="120"/>
-              <w:bottom w:type="dxa" w:w="60"/>
+              <w:bottom w:type="dxa" w:w="80"/>
               <w:right w:type="dxa" w:w="120"/>
             </w:tcMar>
           </w:tcPr>
           <w:p>
-            <w:r>
-              <w:rPr>
-                <w:rFonts w:ascii="Arial" w:cs="Arial" w:eastAsia="Arial" w:hAnsi="Arial"/>
-                <w:sz w:val="20"/>
-                <w:szCs w:val="20"/>
+            <w:pPr>
+              <w:spacing w:after="80" w:before="80"/>
+            </w:pPr>
+            <w:r>
+              <w:rPr>
+                <w:rFonts w:ascii="Arial" w:cs="Arial" w:eastAsia="Arial" w:hAnsi="Arial"/>
+                <w:b/>
+                <w:bCs/>
+                <w:i w:val="false"/>
+                <w:iCs w:val="false"/>
+                <w:color w:val="000000"/>
+                <w:sz w:val="22"/>
+                <w:szCs w:val="22"/>
               </w:rPr>
               <w:t xml:space="preserve">Bell Ringer / Review</w:t>
+            </w:r>
+            <w:r>
+              <w:rPr>
+                <w:rFonts w:ascii="Arial" w:cs="Arial" w:eastAsia="Arial" w:hAnsi="Arial"/>
+                <w:sz w:val="20"/>
+                <w:szCs w:val="20"/>
+              </w:rPr>
+              <w:br/>
+              <w:t xml:space="preserve"/>
+            </w:r>
+            <w:r>
+              <w:rPr>
+                <w:rFonts w:ascii="Arial" w:cs="Arial" w:eastAsia="Arial" w:hAnsi="Arial"/>
+                <w:sz w:val="20"/>
+                <w:szCs w:val="20"/>
+              </w:rPr>
+              <w:br/>
+              <w:t xml:space="preserve"/>
+            </w:r>
+            <w:r>
+              <w:rPr>
+                <w:rFonts w:ascii="Arial" w:cs="Arial" w:eastAsia="Arial" w:hAnsi="Arial"/>
+                <w:b/>
+                <w:bCs/>
+                <w:i w:val="false"/>
+                <w:iCs w:val="false"/>
+                <w:color w:val="000000"/>
+                <w:sz w:val="20"/>
+                <w:szCs w:val="20"/>
+              </w:rPr>
+              <w:t xml:space="preserve">Quick Write </w:t>
+            </w:r>
+            <w:r>
+              <w:rPr>
+                <w:rFonts w:ascii="Arial" w:cs="Arial" w:eastAsia="Arial" w:hAnsi="Arial"/>
+                <w:b w:val="false"/>
+                <w:bCs w:val="false"/>
+                <w:i w:val="false"/>
+                <w:iCs w:val="false"/>
+                <w:color w:val="000000"/>
+                <w:sz w:val="20"/>
+                <w:szCs w:val="20"/>
+              </w:rPr>
+              <w:t xml:space="preserve">(3 min — written or verbal):</w:t>
+            </w:r>
+            <w:r>
+              <w:rPr>
+                <w:rFonts w:ascii="Arial" w:cs="Arial" w:eastAsia="Arial" w:hAnsi="Arial"/>
+                <w:sz w:val="20"/>
+                <w:szCs w:val="20"/>
+              </w:rPr>
+              <w:br/>
+              <w:t xml:space="preserve"/>
+            </w:r>
+            <w:r>
+              <w:rPr>
+                <w:rFonts w:ascii="Arial" w:cs="Arial" w:eastAsia="Arial" w:hAnsi="Arial"/>
+                <w:b w:val="false"/>
+                <w:bCs w:val="false"/>
+                <w:i w:val="false"/>
+                <w:iCs w:val="false"/>
+                <w:color w:val="000000"/>
+                <w:sz w:val="20"/>
+                <w:szCs w:val="20"/>
+              </w:rPr>
+              <w:t xml:space="preserve">    In your own words: Make focused progress on core features, test as I go, and troubleshoot problems systematically?</w:t>
+            </w:r>
+            <w:r>
+              <w:rPr>
+                <w:rFonts w:ascii="Arial" w:cs="Arial" w:eastAsia="Arial" w:hAnsi="Arial"/>
+                <w:sz w:val="20"/>
+                <w:szCs w:val="20"/>
+              </w:rPr>
+              <w:br/>
+              <w:t xml:space="preserve"/>
+            </w:r>
+            <w:r>
+              <w:rPr>
+                <w:rFonts w:ascii="Arial" w:cs="Arial" w:eastAsia="Arial" w:hAnsi="Arial"/>
+                <w:sz w:val="20"/>
+                <w:szCs w:val="20"/>
+              </w:rPr>
+              <w:br/>
+              <w:t xml:space="preserve"/>
+            </w:r>
+            <w:r>
+              <w:rPr>
+                <w:rFonts w:ascii="Arial" w:cs="Arial" w:eastAsia="Arial" w:hAnsi="Arial"/>
+                <w:b/>
+                <w:bCs/>
+                <w:i w:val="false"/>
+                <w:iCs w:val="false"/>
+                <w:color w:val="000000"/>
+                <w:sz w:val="20"/>
+                <w:szCs w:val="20"/>
+              </w:rPr>
+              <w:t xml:space="preserve">Vocabulary Preview — </w:t>
+            </w:r>
+            <w:r>
+              <w:rPr>
+                <w:rFonts w:ascii="Arial" w:cs="Arial" w:eastAsia="Arial" w:hAnsi="Arial"/>
+                <w:b w:val="false"/>
+                <w:bCs w:val="false"/>
+                <w:i w:val="false"/>
+                <w:iCs w:val="false"/>
+                <w:color w:val="000000"/>
+                <w:sz w:val="20"/>
+                <w:szCs w:val="20"/>
+              </w:rPr>
+              <w:t xml:space="preserve">terms we'll use today:</w:t>
+            </w:r>
+            <w:r>
+              <w:rPr>
+                <w:rFonts w:ascii="Arial" w:cs="Arial" w:eastAsia="Arial" w:hAnsi="Arial"/>
+                <w:sz w:val="20"/>
+                <w:szCs w:val="20"/>
+              </w:rPr>
+              <w:br/>
+              <w:t xml:space="preserve"/>
+            </w:r>
+            <w:r>
+              <w:rPr>
+                <w:rFonts w:ascii="Arial" w:cs="Arial" w:eastAsia="Arial" w:hAnsi="Arial"/>
+                <w:b w:val="false"/>
+                <w:bCs w:val="false"/>
+                <w:i w:val="false"/>
+                <w:iCs w:val="false"/>
+                <w:color w:val="000000"/>
+                <w:sz w:val="20"/>
+                <w:szCs w:val="20"/>
+              </w:rPr>
+              <w:t xml:space="preserve">    • Structure of a work day (55 min)   •   During focus time   •   Avoid   •   Type Errors   •   Off-by-One Errors   •   Logic Errors</w:t>
+            </w:r>
+            <w:r>
+              <w:rPr>
+                <w:rFonts w:ascii="Arial" w:cs="Arial" w:eastAsia="Arial" w:hAnsi="Arial"/>
+                <w:sz w:val="20"/>
+                <w:szCs w:val="20"/>
+              </w:rPr>
+              <w:br/>
+              <w:t xml:space="preserve"/>
+            </w:r>
+            <w:r>
+              <w:rPr>
+                <w:rFonts w:ascii="Arial" w:cs="Arial" w:eastAsia="Arial" w:hAnsi="Arial"/>
+                <w:sz w:val="20"/>
+                <w:szCs w:val="20"/>
+              </w:rPr>
+              <w:br/>
+              <w:t xml:space="preserve"/>
+            </w:r>
+            <w:r>
+              <w:rPr>
+                <w:rFonts w:ascii="Arial" w:cs="Arial" w:eastAsia="Arial" w:hAnsi="Arial"/>
+                <w:b w:val="false"/>
+                <w:bCs w:val="false"/>
+                <w:i/>
+                <w:iCs/>
+                <w:color w:val="444444"/>
+                <w:sz w:val="20"/>
+                <w:szCs w:val="20"/>
+              </w:rPr>
+              <w:t xml:space="preserve">Today's Goal: By the end of class you will be able to make focused progress on core features, test as I go, and troubleshoot problems systematically.</w:t>
+            </w:r>
+            <w:r>
+              <w:rPr>
+                <w:rFonts w:ascii="Arial" w:cs="Arial" w:eastAsia="Arial" w:hAnsi="Arial"/>
+                <w:sz w:val="20"/>
+                <w:szCs w:val="20"/>
+              </w:rPr>
+              <w:br/>
+              <w:t xml:space="preserve"/>
+            </w:r>
+            <w:r>
+              <w:rPr>
+                <w:rFonts w:ascii="Arial" w:cs="Arial" w:eastAsia="Arial" w:hAnsi="Arial"/>
+                <w:b w:val="false"/>
+                <w:bCs w:val="false"/>
+                <w:i/>
+                <w:iCs/>
+                <w:color w:val="555555"/>
+                <w:sz w:val="20"/>
+                <w:szCs w:val="20"/>
+              </w:rPr>
+              <w:t xml:space="preserve">→ Pair-share your response, then 2–3 students share with the class.</w:t>
             </w:r>
           </w:p>
         </w:tc>
@@ -319,9 +515,9 @@
               <w:right w:val="single" w:color="CCCCCC" w:sz="1"/>
             </w:tcBorders>
             <w:tcMar>
-              <w:top w:type="dxa" w:w="60"/>
+              <w:top w:type="dxa" w:w="80"/>
               <w:left w:type="dxa" w:w="120"/>
-              <w:bottom w:type="dxa" w:w="60"/>
+              <w:bottom w:type="dxa" w:w="80"/>
               <w:right w:type="dxa" w:w="120"/>
             </w:tcMar>
           </w:tcPr>
@@ -348,20 +544,468 @@
               <w:right w:val="single" w:color="CCCCCC" w:sz="1"/>
             </w:tcBorders>
             <w:tcMar>
-              <w:top w:type="dxa" w:w="60"/>
+              <w:top w:type="dxa" w:w="80"/>
               <w:left w:type="dxa" w:w="120"/>
-              <w:bottom w:type="dxa" w:w="60"/>
+              <w:bottom w:type="dxa" w:w="80"/>
               <w:right w:type="dxa" w:w="120"/>
             </w:tcMar>
           </w:tcPr>
           <w:p>
-            <w:r>
-              <w:rPr>
-                <w:rFonts w:ascii="Arial" w:cs="Arial" w:eastAsia="Arial" w:hAnsi="Arial"/>
-                <w:sz w:val="20"/>
-                <w:szCs w:val="20"/>
-              </w:rPr>
-              <w:t xml:space="preserve">Mini Lesson: Core Feature Development — Work Day 1</w:t>
+            <w:pPr>
+              <w:spacing w:after="80" w:before="80"/>
+            </w:pPr>
+            <w:r>
+              <w:rPr>
+                <w:rFonts w:ascii="Arial" w:cs="Arial" w:eastAsia="Arial" w:hAnsi="Arial"/>
+                <w:b/>
+                <w:bCs/>
+                <w:i w:val="false"/>
+                <w:iCs w:val="false"/>
+                <w:color w:val="000000"/>
+                <w:sz w:val="22"/>
+                <w:szCs w:val="22"/>
+              </w:rPr>
+              <w:t xml:space="preserve">Mini Lesson: </w:t>
+            </w:r>
+            <w:r>
+              <w:rPr>
+                <w:rFonts w:ascii="Arial" w:cs="Arial" w:eastAsia="Arial" w:hAnsi="Arial"/>
+                <w:b w:val="false"/>
+                <w:bCs w:val="false"/>
+                <w:i w:val="false"/>
+                <w:iCs w:val="false"/>
+                <w:color w:val="000000"/>
+                <w:sz w:val="22"/>
+                <w:szCs w:val="22"/>
+              </w:rPr>
+              <w:t xml:space="preserve">Core Feature Development — Work Day 1</w:t>
+            </w:r>
+            <w:r>
+              <w:rPr>
+                <w:rFonts w:ascii="Arial" w:cs="Arial" w:eastAsia="Arial" w:hAnsi="Arial"/>
+                <w:sz w:val="20"/>
+                <w:szCs w:val="20"/>
+              </w:rPr>
+              <w:br/>
+              <w:t xml:space="preserve"/>
+            </w:r>
+            <w:r>
+              <w:rPr>
+                <w:rFonts w:ascii="Arial" w:cs="Arial" w:eastAsia="Arial" w:hAnsi="Arial"/>
+                <w:sz w:val="20"/>
+                <w:szCs w:val="20"/>
+              </w:rPr>
+              <w:br/>
+              <w:t xml:space="preserve"/>
+            </w:r>
+            <w:r>
+              <w:rPr>
+                <w:rFonts w:ascii="Arial" w:cs="Arial" w:eastAsia="Arial" w:hAnsi="Arial"/>
+                <w:b/>
+                <w:bCs/>
+                <w:i/>
+                <w:iCs/>
+                <w:color w:val="000000"/>
+                <w:sz w:val="20"/>
+                <w:szCs w:val="20"/>
+              </w:rPr>
+              <w:t xml:space="preserve">Learning Target: </w:t>
+            </w:r>
+            <w:r>
+              <w:rPr>
+                <w:rFonts w:ascii="Arial" w:cs="Arial" w:eastAsia="Arial" w:hAnsi="Arial"/>
+                <w:b w:val="false"/>
+                <w:bCs w:val="false"/>
+                <w:i/>
+                <w:iCs/>
+                <w:color w:val="333333"/>
+                <w:sz w:val="20"/>
+                <w:szCs w:val="20"/>
+              </w:rPr>
+              <w:t xml:space="preserve">I can make focused progress on core features, test as I go, and troubleshoot problems systematically.</w:t>
+            </w:r>
+            <w:r>
+              <w:rPr>
+                <w:rFonts w:ascii="Arial" w:cs="Arial" w:eastAsia="Arial" w:hAnsi="Arial"/>
+                <w:sz w:val="20"/>
+                <w:szCs w:val="20"/>
+              </w:rPr>
+              <w:br/>
+              <w:t xml:space="preserve"/>
+            </w:r>
+            <w:r>
+              <w:rPr>
+                <w:rFonts w:ascii="Arial" w:cs="Arial" w:eastAsia="Arial" w:hAnsi="Arial"/>
+                <w:sz w:val="20"/>
+                <w:szCs w:val="20"/>
+              </w:rPr>
+              <w:br/>
+              <w:t xml:space="preserve"/>
+            </w:r>
+            <w:r>
+              <w:rPr>
+                <w:rFonts w:ascii="Arial" w:cs="Arial" w:eastAsia="Arial" w:hAnsi="Arial"/>
+                <w:b w:val="false"/>
+                <w:bCs w:val="false"/>
+                <w:i w:val="false"/>
+                <w:iCs w:val="false"/>
+                <w:color w:val="000000"/>
+                <w:sz w:val="20"/>
+                <w:szCs w:val="20"/>
+              </w:rPr>
+              <w:t xml:space="preserve">Structure of a work day (55 min):</w:t>
+            </w:r>
+            <w:r>
+              <w:rPr>
+                <w:rFonts w:ascii="Arial" w:cs="Arial" w:eastAsia="Arial" w:hAnsi="Arial"/>
+                <w:sz w:val="20"/>
+                <w:szCs w:val="20"/>
+              </w:rPr>
+              <w:br/>
+              <w:t xml:space="preserve"/>
+            </w:r>
+            <w:r>
+              <w:rPr>
+                <w:rFonts w:ascii="Arial" w:cs="Arial" w:eastAsia="Arial" w:hAnsi="Arial"/>
+                <w:b w:val="false"/>
+                <w:bCs w:val="false"/>
+                <w:i w:val="false"/>
+                <w:iCs w:val="false"/>
+                <w:color w:val="000000"/>
+                <w:sz w:val="20"/>
+                <w:szCs w:val="20"/>
+              </w:rPr>
+              <w:t xml:space="preserve">When you're stuck, explain your code to an imaginary rubber duck:</w:t>
+            </w:r>
+            <w:r>
+              <w:rPr>
+                <w:rFonts w:ascii="Arial" w:cs="Arial" w:eastAsia="Arial" w:hAnsi="Arial"/>
+                <w:sz w:val="20"/>
+                <w:szCs w:val="20"/>
+              </w:rPr>
+              <w:br/>
+              <w:t xml:space="preserve"/>
+            </w:r>
+            <w:r>
+              <w:rPr>
+                <w:rFonts w:ascii="Arial" w:cs="Arial" w:eastAsia="Arial" w:hAnsi="Arial"/>
+                <w:sz w:val="20"/>
+                <w:szCs w:val="20"/>
+              </w:rPr>
+              <w:br/>
+              <w:t xml:space="preserve"/>
+            </w:r>
+            <w:r>
+              <w:rPr>
+                <w:rFonts w:ascii="Arial" w:cs="Arial" w:eastAsia="Arial" w:hAnsi="Arial"/>
+                <w:b/>
+                <w:bCs/>
+                <w:i w:val="false"/>
+                <w:iCs w:val="false"/>
+                <w:color w:val="000000"/>
+                <w:sz w:val="20"/>
+                <w:szCs w:val="20"/>
+              </w:rPr>
+              <w:t xml:space="preserve">Key Concepts:</w:t>
+            </w:r>
+            <w:r>
+              <w:rPr>
+                <w:rFonts w:ascii="Arial" w:cs="Arial" w:eastAsia="Arial" w:hAnsi="Arial"/>
+                <w:sz w:val="20"/>
+                <w:szCs w:val="20"/>
+              </w:rPr>
+              <w:br/>
+              <w:t xml:space="preserve"/>
+            </w:r>
+            <w:r>
+              <w:rPr>
+                <w:rFonts w:ascii="Arial" w:cs="Arial" w:eastAsia="Arial" w:hAnsi="Arial"/>
+                <w:b w:val="false"/>
+                <w:bCs w:val="false"/>
+                <w:i w:val="false"/>
+                <w:iCs w:val="false"/>
+                <w:color w:val="000000"/>
+                <w:sz w:val="20"/>
+                <w:szCs w:val="20"/>
+              </w:rPr>
+              <w:t xml:space="preserve">    • 10 min: Check-in, review yesterday, plan today</w:t>
+            </w:r>
+            <w:r>
+              <w:rPr>
+                <w:rFonts w:ascii="Arial" w:cs="Arial" w:eastAsia="Arial" w:hAnsi="Arial"/>
+                <w:sz w:val="20"/>
+                <w:szCs w:val="20"/>
+              </w:rPr>
+              <w:br/>
+              <w:t xml:space="preserve"/>
+            </w:r>
+            <w:r>
+              <w:rPr>
+                <w:rFonts w:ascii="Arial" w:cs="Arial" w:eastAsia="Arial" w:hAnsi="Arial"/>
+                <w:b w:val="false"/>
+                <w:bCs w:val="false"/>
+                <w:i w:val="false"/>
+                <w:iCs w:val="false"/>
+                <w:color w:val="000000"/>
+                <w:sz w:val="20"/>
+                <w:szCs w:val="20"/>
+              </w:rPr>
+              <w:t xml:space="preserve">    • 30 min: Code and test (focus mode)</w:t>
+            </w:r>
+            <w:r>
+              <w:rPr>
+                <w:rFonts w:ascii="Arial" w:cs="Arial" w:eastAsia="Arial" w:hAnsi="Arial"/>
+                <w:sz w:val="20"/>
+                <w:szCs w:val="20"/>
+              </w:rPr>
+              <w:br/>
+              <w:t xml:space="preserve"/>
+            </w:r>
+            <w:r>
+              <w:rPr>
+                <w:rFonts w:ascii="Arial" w:cs="Arial" w:eastAsia="Arial" w:hAnsi="Arial"/>
+                <w:b w:val="false"/>
+                <w:bCs w:val="false"/>
+                <w:i w:val="false"/>
+                <w:iCs w:val="false"/>
+                <w:color w:val="000000"/>
+                <w:sz w:val="20"/>
+                <w:szCs w:val="20"/>
+              </w:rPr>
+              <w:t xml:space="preserve">    • 10 min: Fix any issues that came up</w:t>
+            </w:r>
+            <w:r>
+              <w:rPr>
+                <w:rFonts w:ascii="Arial" w:cs="Arial" w:eastAsia="Arial" w:hAnsi="Arial"/>
+                <w:sz w:val="20"/>
+                <w:szCs w:val="20"/>
+              </w:rPr>
+              <w:br/>
+              <w:t xml:space="preserve"/>
+            </w:r>
+            <w:r>
+              <w:rPr>
+                <w:rFonts w:ascii="Arial" w:cs="Arial" w:eastAsia="Arial" w:hAnsi="Arial"/>
+                <w:b w:val="false"/>
+                <w:bCs w:val="false"/>
+                <w:i w:val="false"/>
+                <w:iCs w:val="false"/>
+                <w:color w:val="000000"/>
+                <w:sz w:val="20"/>
+                <w:szCs w:val="20"/>
+              </w:rPr>
+              <w:t xml:space="preserve">    • 5 min: Commit progress, note blockers</w:t>
+            </w:r>
+            <w:r>
+              <w:rPr>
+                <w:rFonts w:ascii="Arial" w:cs="Arial" w:eastAsia="Arial" w:hAnsi="Arial"/>
+                <w:sz w:val="20"/>
+                <w:szCs w:val="20"/>
+              </w:rPr>
+              <w:br/>
+              <w:t xml:space="preserve"/>
+            </w:r>
+            <w:r>
+              <w:rPr>
+                <w:rFonts w:ascii="Arial" w:cs="Arial" w:eastAsia="Arial" w:hAnsi="Arial"/>
+                <w:b w:val="false"/>
+                <w:bCs w:val="false"/>
+                <w:i w:val="false"/>
+                <w:iCs w:val="false"/>
+                <w:color w:val="000000"/>
+                <w:sz w:val="20"/>
+                <w:szCs w:val="20"/>
+              </w:rPr>
+              <w:t xml:space="preserve">    • Code ONE function or feature at a time</w:t>
+            </w:r>
+            <w:r>
+              <w:rPr>
+                <w:rFonts w:ascii="Arial" w:cs="Arial" w:eastAsia="Arial" w:hAnsi="Arial"/>
+                <w:sz w:val="20"/>
+                <w:szCs w:val="20"/>
+              </w:rPr>
+              <w:br/>
+              <w:t xml:space="preserve"/>
+            </w:r>
+            <w:r>
+              <w:rPr>
+                <w:rFonts w:ascii="Arial" w:cs="Arial" w:eastAsia="Arial" w:hAnsi="Arial"/>
+                <w:b w:val="false"/>
+                <w:bCs w:val="false"/>
+                <w:i w:val="false"/>
+                <w:iCs w:val="false"/>
+                <w:color w:val="000000"/>
+                <w:sz w:val="20"/>
+                <w:szCs w:val="20"/>
+              </w:rPr>
+              <w:t xml:space="preserve">    • Test it immediately after</w:t>
+            </w:r>
+            <w:r>
+              <w:rPr>
+                <w:rFonts w:ascii="Arial" w:cs="Arial" w:eastAsia="Arial" w:hAnsi="Arial"/>
+                <w:sz w:val="20"/>
+                <w:szCs w:val="20"/>
+              </w:rPr>
+              <w:br/>
+              <w:t xml:space="preserve"/>
+            </w:r>
+            <w:r>
+              <w:rPr>
+                <w:rFonts w:ascii="Arial" w:cs="Arial" w:eastAsia="Arial" w:hAnsi="Arial"/>
+                <w:b w:val="false"/>
+                <w:bCs w:val="false"/>
+                <w:i w:val="false"/>
+                <w:iCs w:val="false"/>
+                <w:color w:val="000000"/>
+                <w:sz w:val="20"/>
+                <w:szCs w:val="20"/>
+              </w:rPr>
+              <w:t xml:space="preserve">    • Fix bugs before moving on</w:t>
+            </w:r>
+            <w:r>
+              <w:rPr>
+                <w:rFonts w:ascii="Arial" w:cs="Arial" w:eastAsia="Arial" w:hAnsi="Arial"/>
+                <w:sz w:val="20"/>
+                <w:szCs w:val="20"/>
+              </w:rPr>
+              <w:br/>
+              <w:t xml:space="preserve"/>
+            </w:r>
+            <w:r>
+              <w:rPr>
+                <w:rFonts w:ascii="Arial" w:cs="Arial" w:eastAsia="Arial" w:hAnsi="Arial"/>
+                <w:b w:val="false"/>
+                <w:bCs w:val="false"/>
+                <w:i w:val="false"/>
+                <w:iCs w:val="false"/>
+                <w:color w:val="000000"/>
+                <w:sz w:val="20"/>
+                <w:szCs w:val="20"/>
+              </w:rPr>
+              <w:t xml:space="preserve">    • Don't skip to the next feature</w:t>
+            </w:r>
+            <w:r>
+              <w:rPr>
+                <w:rFonts w:ascii="Arial" w:cs="Arial" w:eastAsia="Arial" w:hAnsi="Arial"/>
+                <w:sz w:val="20"/>
+                <w:szCs w:val="20"/>
+              </w:rPr>
+              <w:br/>
+              <w:t xml:space="preserve"/>
+            </w:r>
+            <w:r>
+              <w:rPr>
+                <w:rFonts w:ascii="Arial" w:cs="Arial" w:eastAsia="Arial" w:hAnsi="Arial"/>
+                <w:sz w:val="20"/>
+                <w:szCs w:val="20"/>
+              </w:rPr>
+              <w:br/>
+              <w:t xml:space="preserve"/>
+            </w:r>
+            <w:r>
+              <w:rPr>
+                <w:rFonts w:ascii="Arial" w:cs="Arial" w:eastAsia="Arial" w:hAnsi="Arial"/>
+                <w:b/>
+                <w:bCs/>
+                <w:i w:val="false"/>
+                <w:iCs w:val="false"/>
+                <w:color w:val="000000"/>
+                <w:sz w:val="20"/>
+                <w:szCs w:val="20"/>
+              </w:rPr>
+              <w:t xml:space="preserve">Vocabulary: </w:t>
+            </w:r>
+            <w:r>
+              <w:rPr>
+                <w:rFonts w:ascii="Arial" w:cs="Arial" w:eastAsia="Arial" w:hAnsi="Arial"/>
+                <w:b w:val="false"/>
+                <w:bCs w:val="false"/>
+                <w:i w:val="false"/>
+                <w:iCs w:val="false"/>
+                <w:color w:val="000000"/>
+                <w:sz w:val="20"/>
+                <w:szCs w:val="20"/>
+              </w:rPr>
+              <w:t xml:space="preserve">Structure of a work day (55 min), During focus time, Avoid, Type Errors, Off-by-One Errors, Logic Errors</w:t>
+            </w:r>
+            <w:r>
+              <w:rPr>
+                <w:rFonts w:ascii="Arial" w:cs="Arial" w:eastAsia="Arial" w:hAnsi="Arial"/>
+                <w:sz w:val="20"/>
+                <w:szCs w:val="20"/>
+              </w:rPr>
+              <w:br/>
+              <w:t xml:space="preserve"/>
+            </w:r>
+            <w:r>
+              <w:rPr>
+                <w:rFonts w:ascii="Arial" w:cs="Arial" w:eastAsia="Arial" w:hAnsi="Arial"/>
+                <w:sz w:val="20"/>
+                <w:szCs w:val="20"/>
+              </w:rPr>
+              <w:br/>
+              <w:t xml:space="preserve"/>
+            </w:r>
+            <w:r>
+              <w:rPr>
+                <w:rFonts w:ascii="Arial" w:cs="Arial" w:eastAsia="Arial" w:hAnsi="Arial"/>
+                <w:b/>
+                <w:bCs/>
+                <w:i/>
+                <w:iCs/>
+                <w:color w:val="555555"/>
+                <w:sz w:val="20"/>
+                <w:szCs w:val="20"/>
+              </w:rPr>
+              <w:t xml:space="preserve">→ Live Demo — </w:t>
+            </w:r>
+            <w:r>
+              <w:rPr>
+                <w:rFonts w:ascii="Arial" w:cs="Arial" w:eastAsia="Arial" w:hAnsi="Arial"/>
+                <w:b w:val="false"/>
+                <w:bCs w:val="false"/>
+                <w:i/>
+                <w:iCs/>
+                <w:color w:val="555555"/>
+                <w:sz w:val="20"/>
+                <w:szCs w:val="20"/>
+              </w:rPr>
+              <w:t xml:space="preserve">type examples as students follow along in their own editor.</w:t>
+            </w:r>
+            <w:r>
+              <w:rPr>
+                <w:rFonts w:ascii="Arial" w:cs="Arial" w:eastAsia="Arial" w:hAnsi="Arial"/>
+                <w:sz w:val="20"/>
+                <w:szCs w:val="20"/>
+              </w:rPr>
+              <w:br/>
+              <w:t xml:space="preserve"/>
+            </w:r>
+            <w:r>
+              <w:rPr>
+                <w:rFonts w:ascii="Arial" w:cs="Arial" w:eastAsia="Arial" w:hAnsi="Arial"/>
+                <w:b/>
+                <w:bCs/>
+                <w:i/>
+                <w:iCs/>
+                <w:color w:val="555555"/>
+                <w:sz w:val="20"/>
+                <w:szCs w:val="20"/>
+              </w:rPr>
+              <w:t xml:space="preserve">→ Check for Understanding: </w:t>
+            </w:r>
+            <w:r>
+              <w:rPr>
+                <w:rFonts w:ascii="Arial" w:cs="Arial" w:eastAsia="Arial" w:hAnsi="Arial"/>
+                <w:b w:val="false"/>
+                <w:bCs w:val="false"/>
+                <w:i/>
+                <w:iCs/>
+                <w:color w:val="555555"/>
+                <w:sz w:val="20"/>
+                <w:szCs w:val="20"/>
+              </w:rPr>
+              <w:t xml:space="preserve">pause and cold-call: “Can someone explain what we just did in their own words?”</w:t>
             </w:r>
           </w:p>
         </w:tc>
@@ -377,9 +1021,9 @@
               <w:right w:val="single" w:color="CCCCCC" w:sz="1"/>
             </w:tcBorders>
             <w:tcMar>
-              <w:top w:type="dxa" w:w="60"/>
+              <w:top w:type="dxa" w:w="80"/>
               <w:left w:type="dxa" w:w="120"/>
-              <w:bottom w:type="dxa" w:w="60"/>
+              <w:bottom w:type="dxa" w:w="80"/>
               <w:right w:type="dxa" w:w="120"/>
             </w:tcMar>
           </w:tcPr>
@@ -406,20 +1050,90 @@
               <w:right w:val="single" w:color="CCCCCC" w:sz="1"/>
             </w:tcBorders>
             <w:tcMar>
-              <w:top w:type="dxa" w:w="60"/>
+              <w:top w:type="dxa" w:w="80"/>
               <w:left w:type="dxa" w:w="120"/>
-              <w:bottom w:type="dxa" w:w="60"/>
+              <w:bottom w:type="dxa" w:w="80"/>
               <w:right w:type="dxa" w:w="120"/>
             </w:tcMar>
           </w:tcPr>
           <w:p>
-            <w:r>
-              <w:rPr>
-                <w:rFonts w:ascii="Arial" w:cs="Arial" w:eastAsia="Arial" w:hAnsi="Arial"/>
-                <w:sz w:val="20"/>
-                <w:szCs w:val="20"/>
+            <w:pPr>
+              <w:spacing w:after="80" w:before="80"/>
+            </w:pPr>
+            <w:r>
+              <w:rPr>
+                <w:rFonts w:ascii="Arial" w:cs="Arial" w:eastAsia="Arial" w:hAnsi="Arial"/>
+                <w:b/>
+                <w:bCs/>
+                <w:i w:val="false"/>
+                <w:iCs w:val="false"/>
+                <w:color w:val="000000"/>
+                <w:sz w:val="22"/>
+                <w:szCs w:val="22"/>
               </w:rPr>
               <w:t xml:space="preserve">Guided Practice</w:t>
+            </w:r>
+            <w:r>
+              <w:rPr>
+                <w:rFonts w:ascii="Arial" w:cs="Arial" w:eastAsia="Arial" w:hAnsi="Arial"/>
+                <w:sz w:val="20"/>
+                <w:szCs w:val="20"/>
+              </w:rPr>
+              <w:br/>
+              <w:t xml:space="preserve"/>
+            </w:r>
+            <w:r>
+              <w:rPr>
+                <w:rFonts w:ascii="Arial" w:cs="Arial" w:eastAsia="Arial" w:hAnsi="Arial"/>
+                <w:sz w:val="20"/>
+                <w:szCs w:val="20"/>
+              </w:rPr>
+              <w:br/>
+              <w:t xml:space="preserve"/>
+            </w:r>
+            <w:r>
+              <w:rPr>
+                <w:rFonts w:ascii="Arial" w:cs="Arial" w:eastAsia="Arial" w:hAnsi="Arial"/>
+                <w:b w:val="false"/>
+                <w:bCs w:val="false"/>
+                <w:i w:val="false"/>
+                <w:iCs w:val="false"/>
+                <w:color w:val="000000"/>
+                <w:sz w:val="20"/>
+                <w:szCs w:val="20"/>
+              </w:rPr>
+              <w:t xml:space="preserve">9:00 - 9:10: Check-In</w:t>
+            </w:r>
+            <w:r>
+              <w:rPr>
+                <w:rFonts w:ascii="Arial" w:cs="Arial" w:eastAsia="Arial" w:hAnsi="Arial"/>
+                <w:sz w:val="20"/>
+                <w:szCs w:val="20"/>
+              </w:rPr>
+              <w:br/>
+              <w:t xml:space="preserve"/>
+            </w:r>
+            <w:r>
+              <w:rPr>
+                <w:rFonts w:ascii="Arial" w:cs="Arial" w:eastAsia="Arial" w:hAnsi="Arial"/>
+                <w:sz w:val="20"/>
+                <w:szCs w:val="20"/>
+              </w:rPr>
+              <w:br/>
+              <w:t xml:space="preserve"/>
+            </w:r>
+            <w:r>
+              <w:rPr>
+                <w:rFonts w:ascii="Arial" w:cs="Arial" w:eastAsia="Arial" w:hAnsi="Arial"/>
+                <w:b w:val="false"/>
+                <w:bCs w:val="false"/>
+                <w:i/>
+                <w:iCs/>
+                <w:color w:val="555555"/>
+                <w:sz w:val="20"/>
+                <w:szCs w:val="20"/>
+              </w:rPr>
+              <w:t xml:space="preserve">→ Teacher models — students try alongside, then compare results.</w:t>
             </w:r>
           </w:p>
         </w:tc>
@@ -435,9 +1149,9 @@
               <w:right w:val="single" w:color="CCCCCC" w:sz="1"/>
             </w:tcBorders>
             <w:tcMar>
-              <w:top w:type="dxa" w:w="60"/>
+              <w:top w:type="dxa" w:w="80"/>
               <w:left w:type="dxa" w:w="120"/>
-              <w:bottom w:type="dxa" w:w="60"/>
+              <w:bottom w:type="dxa" w:w="80"/>
               <w:right w:type="dxa" w:w="120"/>
             </w:tcMar>
           </w:tcPr>
@@ -450,7 +1164,7 @@
                 <w:sz w:val="20"/>
                 <w:szCs w:val="20"/>
               </w:rPr>
-              <w:t xml:space="preserve">15-20 min</w:t>
+              <w:t xml:space="preserve">15–20 min</w:t>
             </w:r>
           </w:p>
         </w:tc>
@@ -464,20 +1178,164 @@
               <w:right w:val="single" w:color="CCCCCC" w:sz="1"/>
             </w:tcBorders>
             <w:tcMar>
-              <w:top w:type="dxa" w:w="60"/>
+              <w:top w:type="dxa" w:w="80"/>
               <w:left w:type="dxa" w:w="120"/>
-              <w:bottom w:type="dxa" w:w="60"/>
+              <w:bottom w:type="dxa" w:w="80"/>
               <w:right w:type="dxa" w:w="120"/>
             </w:tcMar>
           </w:tcPr>
           <w:p>
-            <w:r>
-              <w:rPr>
-                <w:rFonts w:ascii="Arial" w:cs="Arial" w:eastAsia="Arial" w:hAnsi="Arial"/>
-                <w:sz w:val="20"/>
-                <w:szCs w:val="20"/>
+            <w:pPr>
+              <w:spacing w:after="80" w:before="80"/>
+            </w:pPr>
+            <w:r>
+              <w:rPr>
+                <w:rFonts w:ascii="Arial" w:cs="Arial" w:eastAsia="Arial" w:hAnsi="Arial"/>
+                <w:b/>
+                <w:bCs/>
+                <w:i w:val="false"/>
+                <w:iCs w:val="false"/>
+                <w:color w:val="000000"/>
+                <w:sz w:val="22"/>
+                <w:szCs w:val="22"/>
               </w:rPr>
               <w:t xml:space="preserve">Independent Practice / Code Along</w:t>
+            </w:r>
+            <w:r>
+              <w:rPr>
+                <w:rFonts w:ascii="Arial" w:cs="Arial" w:eastAsia="Arial" w:hAnsi="Arial"/>
+                <w:sz w:val="20"/>
+                <w:szCs w:val="20"/>
+              </w:rPr>
+              <w:br/>
+              <w:t xml:space="preserve"/>
+            </w:r>
+            <w:r>
+              <w:rPr>
+                <w:rFonts w:ascii="Arial" w:cs="Arial" w:eastAsia="Arial" w:hAnsi="Arial"/>
+                <w:b/>
+                <w:bCs/>
+                <w:i w:val="false"/>
+                <w:iCs w:val="false"/>
+                <w:color w:val="000000"/>
+                <w:sz w:val="20"/>
+                <w:szCs w:val="20"/>
+              </w:rPr>
+              <w:t xml:space="preserve">    Beginner: </w:t>
+            </w:r>
+            <w:r>
+              <w:rPr>
+                <w:rFonts w:ascii="Arial" w:cs="Arial" w:eastAsia="Arial" w:hAnsi="Arial"/>
+                <w:b w:val="false"/>
+                <w:bCs w:val="false"/>
+                <w:i w:val="false"/>
+                <w:iCs w:val="false"/>
+                <w:color w:val="000000"/>
+                <w:sz w:val="20"/>
+                <w:szCs w:val="20"/>
+              </w:rPr>
+              <w:t xml:space="preserve">Debugging: You have this code: What's the bug? How do you fix it?</w:t>
+            </w:r>
+            <w:r>
+              <w:rPr>
+                <w:rFonts w:ascii="Arial" w:cs="Arial" w:eastAsia="Arial" w:hAnsi="Arial"/>
+                <w:sz w:val="20"/>
+                <w:szCs w:val="20"/>
+              </w:rPr>
+              <w:br/>
+              <w:t xml:space="preserve"/>
+            </w:r>
+            <w:r>
+              <w:rPr>
+                <w:rFonts w:ascii="Arial" w:cs="Arial" w:eastAsia="Arial" w:hAnsi="Arial"/>
+                <w:b/>
+                <w:bCs/>
+                <w:i w:val="false"/>
+                <w:iCs w:val="false"/>
+                <w:color w:val="000000"/>
+                <w:sz w:val="20"/>
+                <w:szCs w:val="20"/>
+              </w:rPr>
+              <w:t xml:space="preserve">    Intermediate: </w:t>
+            </w:r>
+            <w:r>
+              <w:rPr>
+                <w:rFonts w:ascii="Arial" w:cs="Arial" w:eastAsia="Arial" w:hAnsi="Arial"/>
+                <w:b w:val="false"/>
+                <w:bCs w:val="false"/>
+                <w:i w:val="false"/>
+                <w:iCs w:val="false"/>
+                <w:color w:val="000000"/>
+                <w:sz w:val="20"/>
+                <w:szCs w:val="20"/>
+              </w:rPr>
+              <w:t xml:space="preserve">Test Case: Write 5 test cases for your get_scores() function: - Normal case: 3 valid scores - Edge case: 1 score - Edge case: score = 0 - Ed…</w:t>
+            </w:r>
+            <w:r>
+              <w:rPr>
+                <w:rFonts w:ascii="Arial" w:cs="Arial" w:eastAsia="Arial" w:hAnsi="Arial"/>
+                <w:sz w:val="20"/>
+                <w:szCs w:val="20"/>
+              </w:rPr>
+              <w:br/>
+              <w:t xml:space="preserve"/>
+            </w:r>
+            <w:r>
+              <w:rPr>
+                <w:rFonts w:ascii="Arial" w:cs="Arial" w:eastAsia="Arial" w:hAnsi="Arial"/>
+                <w:b/>
+                <w:bCs/>
+                <w:i w:val="false"/>
+                <w:iCs w:val="false"/>
+                <w:color w:val="000000"/>
+                <w:sz w:val="20"/>
+                <w:szCs w:val="20"/>
+              </w:rPr>
+              <w:t xml:space="preserve">    Challenge: </w:t>
+            </w:r>
+            <w:r>
+              <w:rPr>
+                <w:rFonts w:ascii="Arial" w:cs="Arial" w:eastAsia="Arial" w:hAnsi="Arial"/>
+                <w:b w:val="false"/>
+                <w:bCs w:val="false"/>
+                <w:i w:val="false"/>
+                <w:iCs w:val="false"/>
+                <w:color w:val="000000"/>
+                <w:sz w:val="20"/>
+                <w:szCs w:val="20"/>
+              </w:rPr>
+              <w:t xml:space="preserve">Progress Tracking: Fill out a progress log for your work today. --- ## 🎯 Exit Ticket 1. How many functions did you complete today? 2. Did y…</w:t>
+            </w:r>
+            <w:r>
+              <w:rPr>
+                <w:rFonts w:ascii="Arial" w:cs="Arial" w:eastAsia="Arial" w:hAnsi="Arial"/>
+                <w:sz w:val="20"/>
+                <w:szCs w:val="20"/>
+              </w:rPr>
+              <w:br/>
+              <w:t xml:space="preserve"/>
+            </w:r>
+            <w:r>
+              <w:rPr>
+                <w:rFonts w:ascii="Arial" w:cs="Arial" w:eastAsia="Arial" w:hAnsi="Arial"/>
+                <w:sz w:val="20"/>
+                <w:szCs w:val="20"/>
+              </w:rPr>
+              <w:br/>
+              <w:t xml:space="preserve"/>
+            </w:r>
+            <w:r>
+              <w:rPr>
+                <w:rFonts w:ascii="Arial" w:cs="Arial" w:eastAsia="Arial" w:hAnsi="Arial"/>
+                <w:b w:val="false"/>
+                <w:bCs w:val="false"/>
+                <w:i/>
+                <w:iCs/>
+                <w:color w:val="555555"/>
+                <w:sz w:val="20"/>
+                <w:szCs w:val="20"/>
+              </w:rPr>
+              <w:t xml:space="preserve">→ Teacher circulates — offer hints, check for understanding.</w:t>
             </w:r>
           </w:p>
         </w:tc>
@@ -493,9 +1351,9 @@
               <w:right w:val="single" w:color="CCCCCC" w:sz="1"/>
             </w:tcBorders>
             <w:tcMar>
-              <w:top w:type="dxa" w:w="60"/>
+              <w:top w:type="dxa" w:w="80"/>
               <w:left w:type="dxa" w:w="120"/>
-              <w:bottom w:type="dxa" w:w="60"/>
+              <w:bottom w:type="dxa" w:w="80"/>
               <w:right w:type="dxa" w:w="120"/>
             </w:tcMar>
           </w:tcPr>
@@ -522,20 +1380,90 @@
               <w:right w:val="single" w:color="CCCCCC" w:sz="1"/>
             </w:tcBorders>
             <w:tcMar>
-              <w:top w:type="dxa" w:w="60"/>
+              <w:top w:type="dxa" w:w="80"/>
               <w:left w:type="dxa" w:w="120"/>
-              <w:bottom w:type="dxa" w:w="60"/>
+              <w:bottom w:type="dxa" w:w="80"/>
               <w:right w:type="dxa" w:w="120"/>
             </w:tcMar>
           </w:tcPr>
           <w:p>
-            <w:r>
-              <w:rPr>
-                <w:rFonts w:ascii="Arial" w:cs="Arial" w:eastAsia="Arial" w:hAnsi="Arial"/>
-                <w:sz w:val="20"/>
-                <w:szCs w:val="20"/>
+            <w:pPr>
+              <w:spacing w:after="80" w:before="80"/>
+            </w:pPr>
+            <w:r>
+              <w:rPr>
+                <w:rFonts w:ascii="Arial" w:cs="Arial" w:eastAsia="Arial" w:hAnsi="Arial"/>
+                <w:b/>
+                <w:bCs/>
+                <w:i w:val="false"/>
+                <w:iCs w:val="false"/>
+                <w:color w:val="000000"/>
+                <w:sz w:val="22"/>
+                <w:szCs w:val="22"/>
               </w:rPr>
               <w:t xml:space="preserve">Exit Ticket / Wrap-Up</w:t>
+            </w:r>
+            <w:r>
+              <w:rPr>
+                <w:rFonts w:ascii="Arial" w:cs="Arial" w:eastAsia="Arial" w:hAnsi="Arial"/>
+                <w:sz w:val="20"/>
+                <w:szCs w:val="20"/>
+              </w:rPr>
+              <w:br/>
+              <w:t xml:space="preserve"/>
+            </w:r>
+            <w:r>
+              <w:rPr>
+                <w:rFonts w:ascii="Arial" w:cs="Arial" w:eastAsia="Arial" w:hAnsi="Arial"/>
+                <w:sz w:val="20"/>
+                <w:szCs w:val="20"/>
+              </w:rPr>
+              <w:br/>
+              <w:t xml:space="preserve"/>
+            </w:r>
+            <w:r>
+              <w:rPr>
+                <w:rFonts w:ascii="Arial" w:cs="Arial" w:eastAsia="Arial" w:hAnsi="Arial"/>
+                <w:b w:val="false"/>
+                <w:bCs w:val="false"/>
+                <w:i w:val="false"/>
+                <w:iCs w:val="false"/>
+                <w:color w:val="000000"/>
+                <w:sz w:val="20"/>
+                <w:szCs w:val="20"/>
+              </w:rPr>
+              <w:t xml:space="preserve">Quick Check: Make focused progress on core features, test as I go, and troubleshoot problems systematically?</w:t>
+            </w:r>
+            <w:r>
+              <w:rPr>
+                <w:rFonts w:ascii="Arial" w:cs="Arial" w:eastAsia="Arial" w:hAnsi="Arial"/>
+                <w:sz w:val="20"/>
+                <w:szCs w:val="20"/>
+              </w:rPr>
+              <w:br/>
+              <w:t xml:space="preserve"/>
+            </w:r>
+            <w:r>
+              <w:rPr>
+                <w:rFonts w:ascii="Arial" w:cs="Arial" w:eastAsia="Arial" w:hAnsi="Arial"/>
+                <w:sz w:val="20"/>
+                <w:szCs w:val="20"/>
+              </w:rPr>
+              <w:br/>
+              <w:t xml:space="preserve"/>
+            </w:r>
+            <w:r>
+              <w:rPr>
+                <w:rFonts w:ascii="Arial" w:cs="Arial" w:eastAsia="Arial" w:hAnsi="Arial"/>
+                <w:b w:val="false"/>
+                <w:bCs w:val="false"/>
+                <w:i/>
+                <w:iCs/>
+                <w:color w:val="555555"/>
+                <w:sz w:val="20"/>
+                <w:szCs w:val="20"/>
+              </w:rPr>
+              <w:t xml:space="preserve">→ 3–2–1: Name 3 things learned, 2 new vocab words, 1 question you still have.</w:t>
             </w:r>
           </w:p>
         </w:tc>
@@ -1121,7 +2049,7 @@
                 <w:sz w:val="18"/>
                 <w:szCs w:val="18"/>
               </w:rPr>
-              <w:t xml:space="preserve"># Test:</w:t>
+              <w:t xml:space="preserve"> </w:t>
             </w:r>
           </w:p>
           <w:p>
@@ -1135,19 +2063,6 @@
                 <w:szCs w:val="18"/>
               </w:rPr>
               <w:t xml:space="preserve">result = calculate_average([85, 92, 78])</w:t>
-            </w:r>
-          </w:p>
-          <w:p>
-            <w:pPr>
-              <w:spacing w:after="20"/>
-            </w:pPr>
-            <w:r>
-              <w:rPr>
-                <w:rFonts w:ascii="Courier New" w:cs="Courier New" w:eastAsia="Courier New" w:hAnsi="Courier New"/>
-                <w:sz w:val="18"/>
-                <w:szCs w:val="18"/>
-              </w:rPr>
-              <w:t xml:space="preserve"># Output will show you each step</w:t>
             </w:r>
           </w:p>
         </w:tc>
@@ -1201,19 +2116,6 @@
                 <w:sz w:val="18"/>
                 <w:szCs w:val="18"/>
               </w:rPr>
-              <w:t xml:space="preserve"># ✗ Wrong</w:t>
-            </w:r>
-          </w:p>
-          <w:p>
-            <w:pPr>
-              <w:spacing w:after="20"/>
-            </w:pPr>
-            <w:r>
-              <w:rPr>
-                <w:rFonts w:ascii="Courier New" w:cs="Courier New" w:eastAsia="Courier New" w:hAnsi="Courier New"/>
-                <w:sz w:val="18"/>
-                <w:szCs w:val="18"/>
-              </w:rPr>
               <w:t xml:space="preserve">score = input("Score: ")  # This is a STRING</w:t>
             </w:r>
           </w:p>
@@ -1253,7 +2155,7 @@
                 <w:sz w:val="18"/>
                 <w:szCs w:val="18"/>
               </w:rPr>
-              <w:t xml:space="preserve"># ✓ Correct</w:t>
+              <w:t xml:space="preserve"> </w:t>
             </w:r>
           </w:p>
           <w:p>
@@ -1333,19 +2235,6 @@
                 <w:sz w:val="18"/>
                 <w:szCs w:val="18"/>
               </w:rPr>
-              <w:t xml:space="preserve"># ✗ Wrong</w:t>
-            </w:r>
-          </w:p>
-          <w:p>
-            <w:pPr>
-              <w:spacing w:after="20"/>
-            </w:pPr>
-            <w:r>
-              <w:rPr>
-                <w:rFonts w:ascii="Courier New" w:cs="Courier New" w:eastAsia="Courier New" w:hAnsi="Courier New"/>
-                <w:sz w:val="18"/>
-                <w:szCs w:val="18"/>
-              </w:rPr>
               <w:t xml:space="preserve">for i in range(len(scores)):</w:t>
             </w:r>
           </w:p>
@@ -1385,7 +2274,7 @@
                 <w:sz w:val="18"/>
                 <w:szCs w:val="18"/>
               </w:rPr>
-              <w:t xml:space="preserve"># ✓ Correct (more robust)</w:t>
+              <w:t xml:space="preserve"> </w:t>
             </w:r>
           </w:p>
           <w:p>
@@ -1465,19 +2354,6 @@
                 <w:sz w:val="18"/>
                 <w:szCs w:val="18"/>
               </w:rPr>
-              <w:t xml:space="preserve"># ✗ Wrong</w:t>
-            </w:r>
-          </w:p>
-          <w:p>
-            <w:pPr>
-              <w:spacing w:after="20"/>
-            </w:pPr>
-            <w:r>
-              <w:rPr>
-                <w:rFonts w:ascii="Courier New" w:cs="Courier New" w:eastAsia="Courier New" w:hAnsi="Courier New"/>
-                <w:sz w:val="18"/>
-                <w:szCs w:val="18"/>
-              </w:rPr>
               <w:t xml:space="preserve">if average &gt;= 90:</w:t>
             </w:r>
           </w:p>
@@ -1543,7 +2419,7 @@
                 <w:sz w:val="18"/>
                 <w:szCs w:val="18"/>
               </w:rPr>
-              <w:t xml:space="preserve"># ✓ Correct</w:t>
+              <w:t xml:space="preserve"> </w:t>
             </w:r>
           </w:p>
           <w:p>
@@ -2379,33 +3255,33 @@
                 <w:sz w:val="18"/>
                 <w:szCs w:val="18"/>
               </w:rPr>
-              <w:t xml:space="preserve"># Duck says: "But what if they type 'done' without entering a score first?"</w:t>
-            </w:r>
-          </w:p>
-          <w:p>
-            <w:pPr>
-              <w:spacing w:after="20"/>
-            </w:pPr>
-            <w:r>
-              <w:rPr>
-                <w:rFonts w:ascii="Courier New" w:cs="Courier New" w:eastAsia="Courier New" w:hAnsi="Courier New"/>
-                <w:sz w:val="18"/>
-                <w:szCs w:val="18"/>
-              </w:rPr>
-              <w:t xml:space="preserve"># Me: "Oh! I should check if scores is empty before returning"</w:t>
-            </w:r>
-          </w:p>
-          <w:p>
-            <w:pPr>
-              <w:spacing w:after="20"/>
-            </w:pPr>
-            <w:r>
-              <w:rPr>
-                <w:rFonts w:ascii="Courier New" w:cs="Courier New" w:eastAsia="Courier New" w:hAnsi="Courier New"/>
-                <w:sz w:val="18"/>
-                <w:szCs w:val="18"/>
-              </w:rPr>
-              <w:t xml:space="preserve"># Fixed version:</w:t>
+              <w:t xml:space="preserve"> </w:t>
+            </w:r>
+          </w:p>
+          <w:p>
+            <w:pPr>
+              <w:spacing w:after="20"/>
+            </w:pPr>
+            <w:r>
+              <w:rPr>
+                <w:rFonts w:ascii="Courier New" w:cs="Courier New" w:eastAsia="Courier New" w:hAnsi="Courier New"/>
+                <w:sz w:val="18"/>
+                <w:szCs w:val="18"/>
+              </w:rPr>
+              <w:t xml:space="preserve"> </w:t>
+            </w:r>
+          </w:p>
+          <w:p>
+            <w:pPr>
+              <w:spacing w:after="20"/>
+            </w:pPr>
+            <w:r>
+              <w:rPr>
+                <w:rFonts w:ascii="Courier New" w:cs="Courier New" w:eastAsia="Courier New" w:hAnsi="Courier New"/>
+                <w:sz w:val="18"/>
+                <w:szCs w:val="18"/>
+              </w:rPr>
+              <w:t xml:space="preserve"> </w:t>
             </w:r>
           </w:p>
           <w:p>

--- a/Coding 1 - year/Unit 7 - Project Development/Daily Lesson Plans/Word/Day 157.docx
+++ b/Coding 1 - year/Unit 7 - Project Development/Daily Lesson Plans/Word/Day 157.docx
@@ -380,7 +380,7 @@
                 <w:sz w:val="20"/>
                 <w:szCs w:val="20"/>
               </w:rPr>
-              <w:t xml:space="preserve">    In your own words: Make focused progress on core features, test as I go, and troubleshoot problems systematically?</w:t>
+              <w:t xml:space="preserve">    If you were going to make focused progress on core features, test as I go, and troubleshoot problems systematically, what pieces or steps would you need? Brainstorm a quick list.</w:t>
             </w:r>
             <w:r>
               <w:rPr>
@@ -477,7 +477,7 @@
                 <w:sz w:val="20"/>
                 <w:szCs w:val="20"/>
               </w:rPr>
-              <w:t xml:space="preserve">Today's Goal: By the end of class you will be able to make focused progress on core features, test as I go, and troubleshoot problems systematically.</w:t>
+              <w:t xml:space="preserve">Today’s Goal: By the end of class you will be able to make focused progress on core features, test as I go, and troubleshoot problems systematically.</w:t>
             </w:r>
             <w:r>
               <w:rPr>
@@ -1432,7 +1432,7 @@
                 <w:sz w:val="20"/>
                 <w:szCs w:val="20"/>
               </w:rPr>
-              <w:t xml:space="preserve">Quick Check: Make focused progress on core features, test as I go, and troubleshoot problems systematically?</w:t>
+              <w:t xml:space="preserve">What are the 2-3 most important steps when you make focused progress on core features, test as I go, and troubleshoot problems systematically? What could go wrong if you skip one?</w:t>
             </w:r>
             <w:r>
               <w:rPr>

--- a/Coding 1 - year/Unit 7 - Project Development/Daily Lesson Plans/Word/Day 157.docx
+++ b/Coding 1 - year/Unit 7 - Project Development/Daily Lesson Plans/Word/Day 157.docx
@@ -1304,7 +1304,7 @@
                 <w:sz w:val="20"/>
                 <w:szCs w:val="20"/>
               </w:rPr>
-              <w:t xml:space="preserve">Progress Tracking: Fill out a progress log for your work today. --- ## 🎯 Exit Ticket 1. How many functions did you complete today? 2. Did y…</w:t>
+              <w:t xml:space="preserve">Progress Tracking: Fill out a progress log for your work today. ---</w:t>
             </w:r>
             <w:r>
               <w:rPr>
@@ -3975,7 +3975,7 @@
           <w:sz w:val="20"/>
           <w:szCs w:val="20"/>
         </w:rPr>
-        <w:t xml:space="preserve">Progress Tracking: Fill out a progress log for your work today. --- ## 🎯 Exit Ticket 1. How many functions did you complete today? 2. Did you test each one? 3. What bug(s) did you find and fix? (Commit your code with a clear message!) --- ## Debugging Mindset Remember: - Bugs are normal (every prog</w:t>
+        <w:t xml:space="preserve">Progress Tracking: Fill out a progress log for your work today. ---</w:t>
       </w:r>
     </w:p>
     <w:p>
